--- a/livrables/lecons/placement-financier/2026-07-11_lecon-placement-financier_05_enveloppes-francaises.docx
+++ b/livrables/lecons/placement-financier/2026-07-11_lecon-placement-financier_05_enveloppes-francaises.docx
@@ -1115,6 +1115,17 @@
           <w:szCs w:val="22"/>
         </w:rPr>
         <w:t xml:space="preserve">Leçon n°06 — L'assurance-vie en détail : fonds euros vs unités de compte, fiscalité après 8 ans, clause bénéficiaire et succession. On ouvre l'enveloppe la plus polyvalente.</w:t>
+      </w:r>
+      <w:r>
+        <w:rPr>
+          <w:rFonts w:ascii="Times New Roman" w:cs="Times New Roman" w:eastAsia="Times New Roman" w:hAnsi="Times New Roman"/>
+          <w:i/>
+          <w:iCs/>
+          <w:color w:val="6B7280"/>
+          <w:sz w:val="20"/>
+          <w:szCs w:val="20"/>
+        </w:rPr>
+        <w:t xml:space="preserve"> Thèmes annoncés : fonds euros, unités de compte, fiscalité après 8 ans, clause bénéficiaire, succession. [Ajouté le 26/09/2026 : cette ligne nomme, dans les termes de cette section même, ce que la leçon suivante devra traiter ou déclarer non traité. Elle est la condition du contrôle de continuité ajouté ce jour au prompt : sans elle, la leçon suivante ne peut pas être contrôlée sur ce qu'on lui a promis — c'est ce qui est arrivé entre la n°15 et la n°16.]</w:t>
       </w:r>
     </w:p>
     <w:sectPr>
